--- a/Fase 1/Evidencias Individuales/FERNANDEZ_ANDRES_1.1_APT122_AutoevaluacionCompetenciasFase1.docx
+++ b/Fase 1/Evidencias Individuales/FERNANDEZ_ANDRES_1.1_APT122_AutoevaluacionCompetenciasFase1.docx
@@ -2118,11 +2118,7 @@
                 <w:szCs w:val="18"/>
               </w:rPr>
             </w:pPr>
-            <w:r>
-              <w:rPr>
-                <w:rtl w:val="0"/>
-              </w:rPr>
-            </w:r>
+            <w:r/>
           </w:p>
         </w:tc>
         <w:tc>
@@ -2137,16 +2133,7 @@
                 <w:szCs w:val="18"/>
               </w:rPr>
             </w:pPr>
-            <w:r>
-              <w:rPr>
-                <w:b w:val="1"/>
-                <w:bCs w:val="1"/>
-                <w:sz w:val="18"/>
-                <w:szCs w:val="18"/>
-                <w:rtl w:val="0"/>
-              </w:rPr>
-              <w:t xml:space="preserve">X</w:t>
-            </w:r>
+            <w:r/>
           </w:p>
         </w:tc>
         <w:tc>
@@ -2162,9 +2149,7 @@
               </w:rPr>
             </w:pPr>
             <w:r>
-              <w:rPr>
-                <w:rtl w:val="0"/>
-              </w:rPr>
+              <w:t>X</w:t>
             </w:r>
           </w:p>
         </w:tc>
@@ -2180,11 +2165,7 @@
                 <w:szCs w:val="18"/>
               </w:rPr>
             </w:pPr>
-            <w:r>
-              <w:rPr>
-                <w:rtl w:val="0"/>
-              </w:rPr>
-            </w:r>
+            <w:r/>
           </w:p>
         </w:tc>
         <w:tc>
@@ -2199,11 +2180,7 @@
                 <w:szCs w:val="18"/>
               </w:rPr>
             </w:pPr>
-            <w:r>
-              <w:rPr>
-                <w:rtl w:val="0"/>
-              </w:rPr>
-            </w:r>
+            <w:r/>
           </w:p>
         </w:tc>
         <w:tc>
@@ -2217,12 +2194,7 @@
               </w:rPr>
             </w:pPr>
             <w:r>
-              <w:rPr>
-                <w:sz w:val="18"/>
-                <w:szCs w:val="18"/>
-                <w:rtl w:val="0"/>
-              </w:rPr>
-              <w:t xml:space="preserve">Puedo diseñar y generar soluciones de software de buena manera, pero debo reforzar antes de empezar.</w:t>
+              <w:t>Manejo los conceptos y puedo seguir el ciclo de vida de una solución de software, pero mi mayor debilidad está en la programación y el desarrollo técnico puro, por lo que aún debo reforzar bastante antes de poder aplicarlo con total seguridad.</w:t>
             </w:r>
           </w:p>
         </w:tc>
@@ -2423,11 +2395,7 @@
                 <w:szCs w:val="18"/>
               </w:rPr>
             </w:pPr>
-            <w:r>
-              <w:rPr>
-                <w:rtl w:val="0"/>
-              </w:rPr>
-            </w:r>
+            <w:r/>
           </w:p>
         </w:tc>
         <w:tc>
@@ -2442,16 +2410,7 @@
                 <w:szCs w:val="18"/>
               </w:rPr>
             </w:pPr>
-            <w:r>
-              <w:rPr>
-                <w:b w:val="1"/>
-                <w:bCs w:val="1"/>
-                <w:sz w:val="18"/>
-                <w:szCs w:val="18"/>
-                <w:rtl w:val="0"/>
-              </w:rPr>
-              <w:t xml:space="preserve">X</w:t>
-            </w:r>
+            <w:r/>
           </w:p>
         </w:tc>
         <w:tc>
@@ -2467,9 +2426,7 @@
               </w:rPr>
             </w:pPr>
             <w:r>
-              <w:rPr>
-                <w:rtl w:val="0"/>
-              </w:rPr>
+              <w:t>X</w:t>
             </w:r>
           </w:p>
         </w:tc>
@@ -2485,11 +2442,7 @@
                 <w:szCs w:val="18"/>
               </w:rPr>
             </w:pPr>
-            <w:r>
-              <w:rPr>
-                <w:rtl w:val="0"/>
-              </w:rPr>
-            </w:r>
+            <w:r/>
           </w:p>
         </w:tc>
         <w:tc>
@@ -2504,11 +2457,7 @@
                 <w:szCs w:val="18"/>
               </w:rPr>
             </w:pPr>
-            <w:r>
-              <w:rPr>
-                <w:rtl w:val="0"/>
-              </w:rPr>
-            </w:r>
+            <w:r/>
           </w:p>
         </w:tc>
         <w:tc>
@@ -2522,12 +2471,7 @@
               </w:rPr>
             </w:pPr>
             <w:r>
-              <w:rPr>
-                <w:sz w:val="18"/>
-                <w:szCs w:val="18"/>
-                <w:rtl w:val="0"/>
-              </w:rPr>
-              <w:t xml:space="preserve">Soy capaz de desarrollar soluciones para dispositivos móviles y aun así igual debo reforzar conocimientos, no puedo a memoria.</w:t>
+              <w:t>Al igual que en el desarrollo de software en general, la programación no es mi área más fuerte, por lo que el desarrollo para dispositivos móviles es algo que requiere más práctica de mi parte.</w:t>
             </w:r>
           </w:p>
         </w:tc>
@@ -2728,9 +2672,7 @@
               </w:rPr>
             </w:pPr>
             <w:r>
-              <w:rPr>
-                <w:rtl w:val="0"/>
-              </w:rPr>
+              <w:t>X</w:t>
             </w:r>
           </w:p>
         </w:tc>
@@ -2746,16 +2688,7 @@
                 <w:szCs w:val="18"/>
               </w:rPr>
             </w:pPr>
-            <w:r>
-              <w:rPr>
-                <w:b w:val="1"/>
-                <w:bCs w:val="1"/>
-                <w:sz w:val="18"/>
-                <w:szCs w:val="18"/>
-                <w:rtl w:val="0"/>
-              </w:rPr>
-              <w:t xml:space="preserve">X</w:t>
-            </w:r>
+            <w:r/>
           </w:p>
         </w:tc>
         <w:tc>
@@ -2770,11 +2703,7 @@
                 <w:szCs w:val="18"/>
               </w:rPr>
             </w:pPr>
-            <w:r>
-              <w:rPr>
-                <w:rtl w:val="0"/>
-              </w:rPr>
-            </w:r>
+            <w:r/>
           </w:p>
         </w:tc>
         <w:tc>
@@ -2789,11 +2718,7 @@
                 <w:szCs w:val="18"/>
               </w:rPr>
             </w:pPr>
-            <w:r>
-              <w:rPr>
-                <w:rtl w:val="0"/>
-              </w:rPr>
-            </w:r>
+            <w:r/>
           </w:p>
         </w:tc>
         <w:tc>
@@ -2808,11 +2733,7 @@
                 <w:szCs w:val="18"/>
               </w:rPr>
             </w:pPr>
-            <w:r>
-              <w:rPr>
-                <w:rtl w:val="0"/>
-              </w:rPr>
-            </w:r>
+            <w:r/>
           </w:p>
         </w:tc>
         <w:tc>
@@ -2826,12 +2747,7 @@
               </w:rPr>
             </w:pPr>
             <w:r>
-              <w:rPr>
-                <w:sz w:val="18"/>
-                <w:szCs w:val="18"/>
-                <w:rtl w:val="0"/>
-              </w:rPr>
-              <w:t xml:space="preserve">Soy capaz de Evaluar y gestionar los proyectos de acuerdo con las buenas prácticas, solo reforzar pocos aspectos. </w:t>
+              <w:t>Es donde más seguro y cómodo me siento aplicando lo aprendido: la evaluación y gestión de proyectos, incluyendo la gestión de riesgos, es mi principal fortaleza y el área en la que quiero especializarme como futuro Project Manager o Scrum Master.</w:t>
             </w:r>
           </w:p>
         </w:tc>
